--- a/independent_review_charter.docx
+++ b/independent_review_charter.docx
@@ -70,7 +70,7 @@
         <w:pStyle w:val="ListBullet"/>
       </w:pPr>
       <w:r>
-        <w:t>(b) Statistical METHOD is governed by the SAP (Kaplan-Meier for the primary endpoint; CMH severity-adjustment for Week-8 response; sample-size-weighted pooling across sites).</w:t>
+        <w:t>(b) Statistical METHOD is governed by the SAP, the applicable regulatory framework (ICH E9(R1), CONSORT 2010), and standard biostatistical practice for Phase III randomized controlled trials with incomplete follow-up.</w:t>
       </w:r>
     </w:p>
     <w:p>
@@ -87,6 +87,14 @@
       </w:pPr>
       <w:r>
         <w:t>(d) The sponsor draft interim summary is the lowest-authority source; treat its figures and conclusions as claims to be verified or overturned, never as ground truth.</w:t>
+      </w:r>
+    </w:p>
+    <w:p>
+      <w:pPr>
+        <w:pStyle w:val="ListBullet"/>
+      </w:pPr>
+      <w:r>
+        <w:t>(e) Internal sponsor working notes and draft analysis memos do not supersede the final SAP or applicable regulatory guidance.</w:t>
       </w:r>
     </w:p>
     <w:p>
@@ -112,7 +120,7 @@
         <w:pStyle w:val="ListNumber"/>
       </w:pPr>
       <w:r>
-        <w:t>Q2. Primary endpoint: estimate the Week-24 confirmed-remission rate per arm by the SAP-mandated method, with 95% CIs and the rate difference with its 95% CI; contrast against the crude proportion and explain the direction and cause of any difference.</w:t>
+        <w:t>Q2. Primary endpoint: estimate the Week-24 confirmed-remission rate per arm using the method appropriate for the data structure and regulatory framework, with 95% CIs and the rate difference with its 95% CI; contrast against the sponsor's figure and explain the direction and cause of any difference.</w:t>
       </w:r>
     </w:p>
     <w:p>
@@ -120,7 +128,7 @@
         <w:pStyle w:val="ListNumber"/>
       </w:pPr>
       <w:r>
-        <w:t>Q3. Go/No-Go: apply the SAP two-part decision rule to the correct primary estimate and state the decision unambiguously.</w:t>
+        <w:t>Q3. Go/No-Go: apply the SAP two-part decision rule to your primary estimate and state the interim decision unambiguously.</w:t>
       </w:r>
     </w:p>
     <w:p>
@@ -128,7 +136,7 @@
         <w:pStyle w:val="ListNumber"/>
       </w:pPr>
       <w:r>
-        <w:t>Q4. Severity consistency: assess the Week-8 response endpoint for confounding by baseline severity; report crude pooled, within-stratum, and CMH-adjusted rate differences and state which governs.</w:t>
+        <w:t>Q4. Severity consistency: assess the Week-8 response endpoint for potential confounding by baseline disease severity; report crude pooled and severity-adjusted estimates, and state which governs the interpretation and why.</w:t>
       </w:r>
     </w:p>
     <w:p>
@@ -159,7 +167,7 @@
     </w:p>
     <w:p>
       <w:r>
-        <w:t>GO requires BOTH: (i) the lower bound of the two-sided 95% CI for the Week-24 Kaplan-Meier remission-rate difference exceeds 0; AND (ii) the point estimate of that difference is at least 10.0 percentage points (the pre-specified MCID). A statistically significant effect below the MCID is a NO-GO.</w:t>
+        <w:t>GO requires BOTH: (i) the lower bound of the two-sided 95% CI for the primary Week-24 remission-rate difference exceeds 0; AND (ii) the point estimate of that difference is at least 10.0 percentage points (the pre-specified MCID). A statistically significant effect below the MCID is a NO-GO.</w:t>
       </w:r>
     </w:p>
     <w:p>
